--- a/templates/BESS_Template.docx
+++ b/templates/BESS_Template.docx
@@ -3282,13 +3282,6 @@
       </w:r>
       <w:r>
         <w:rPr>
-          <w:b/>
-          <w:spacing w:val="78"/>
-        </w:rPr>
-        <w:t xml:space="preserve"> </w:t>
-      </w:r>
-      <w:r>
-        <w:rPr>
           <w:spacing w:val="-2"/>
         </w:rPr>
         <w:t>EEPL/</w:t>
@@ -3412,7 +3405,7 @@
         <w:rPr>
           <w:noProof/>
         </w:rPr>
-        <w:t>October 17, 2025</w:t>
+        <w:t>December 17, 2025</w:t>
       </w:r>
       <w:r>
         <w:rPr>
@@ -3470,7 +3463,9 @@
         </w:rPr>
         <w:t>,</w:t>
       </w:r>
-    </w:p>
+      <w:bookmarkStart w:id="1" w:name="_GoBack"/>
+    </w:p>
+    <w:bookmarkEnd w:id="1"/>
     <w:p>
       <w:pPr>
         <w:pStyle w:val="BodyText"/>
@@ -4185,8 +4180,6 @@
       <w:r>
         <w:t>}</w:t>
       </w:r>
-      <w:bookmarkStart w:id="1" w:name="_GoBack"/>
-      <w:bookmarkEnd w:id="1"/>
     </w:p>
     <w:p>
       <w:pPr>
@@ -22213,7 +22206,7 @@
                             <w:rPr>
                               <w:noProof/>
                             </w:rPr>
-                            <w:t>1</w:t>
+                            <w:t>16</w:t>
                           </w:r>
                           <w:r>
                             <w:fldChar w:fldCharType="end"/>
@@ -22277,7 +22270,7 @@
                       <w:rPr>
                         <w:noProof/>
                       </w:rPr>
-                      <w:t>1</w:t>
+                      <w:t>16</w:t>
                     </w:r>
                     <w:r>
                       <w:fldChar w:fldCharType="end"/>
@@ -22788,7 +22781,7 @@
         <v:path o:extrusionok="f" gradientshapeok="t" o:connecttype="rect"/>
         <o:lock v:ext="edit" aspectratio="t"/>
       </v:shapetype>
-      <v:shape id="_x0000_i1068" type="#_x0000_t75" style="width:11.5pt;height:11.5pt" o:bullet="t">
+      <v:shape id="_x0000_i1028" type="#_x0000_t75" style="width:11.5pt;height:11.5pt" o:bullet="t">
         <v:imagedata r:id="rId1" o:title="mso11AA"/>
       </v:shape>
     </w:pict>
@@ -27539,7 +27532,7 @@
 </file>
 
 <file path=customXml/itemProps1.xml><?xml version="1.0" encoding="utf-8"?>
-<ds:datastoreItem xmlns:ds="http://schemas.openxmlformats.org/officeDocument/2006/customXml" ds:itemID="{EDA5090F-655C-46AB-A35F-F599742AB169}">
+<ds:datastoreItem xmlns:ds="http://schemas.openxmlformats.org/officeDocument/2006/customXml" ds:itemID="{33EDCEA3-3BD2-4CB1-947E-386AB8627AB3}">
   <ds:schemaRefs>
     <ds:schemaRef ds:uri="http://schemas.openxmlformats.org/officeDocument/2006/bibliography"/>
   </ds:schemaRefs>
